--- a/contents/templates/example_template.docx
+++ b/contents/templates/example_template.docx
@@ -506,7 +506,7 @@
       </w:r>
       <w:r>
         <w:rPr/>
-        <w:t>current_date_formated</w:t>
+        <w:t>current_date_formatted</w:t>
       </w:r>
       <w:r>
         <w:rPr/>
